--- a/tpi/docx/012.content.docx
+++ b/tpi/docx/012.content.docx
@@ -224,18 +224,12 @@
         </w:rPr>
         <w:t xml:space="preserve"> insait long Baibel, ol i minim ol tok stia we God i bin givim long ol manmeri bilong </w:t>
       </w:r>
-      <w:hyperlink r:id="rId13">
-        <w:r>
-          <w:rPr>
-            <w:lang w:val="png_PG" w:bidi="png_PG"/>
-          </w:rPr>
-          <w:rPr>
-            <w:color w:val="0000EE"/>
-            <w:u w:val="single"/>
-          </w:rPr>
-          <w:t>Israel</w:t>
-        </w:r>
-      </w:hyperlink>
+      <w:r>
+        <w:rPr>
+          <w:lang w:val="png_PG" w:bidi="png_PG"/>
+        </w:rPr>
+        <w:t>Israel</w:t>
+      </w:r>
       <w:r>
         <w:rPr>
           <w:lang w:val="png_PG" w:bidi="png_PG"/>
@@ -269,18 +263,12 @@
         </w:rPr>
         <w:t xml:space="preserve">Wanpela lo em i wanpela tok stia, o sampela tok stia we ol manmeri i nid long bihainim. Orijinel wod we yumi bin trensletim i go long wod "lo" insait long Baibel em i wanpela wod we ol manmeri i ken yusim long kot taim ol i brukim lo bilong wanpela kantri. Sapos wanpela man o meri i no bihainim wanpela tok stia, yumi bai tok olsem em i brukim lo. God i yusim Moses long tokim ol manmeri olsem sapos ol i bihainim lo bilong God, God bai </w:t>
       </w:r>
-      <w:hyperlink r:id="rId14">
-        <w:r>
-          <w:rPr>
-            <w:lang w:val="png_PG" w:bidi="png_PG"/>
-          </w:rPr>
-          <w:rPr>
-            <w:color w:val="0000EE"/>
-            <w:u w:val="single"/>
-          </w:rPr>
-          <w:t>blesim</w:t>
-        </w:r>
-      </w:hyperlink>
+      <w:r>
+        <w:rPr>
+          <w:lang w:val="png_PG" w:bidi="png_PG"/>
+        </w:rPr>
+        <w:t>blesim</w:t>
+      </w:r>
       <w:r>
         <w:rPr>
           <w:lang w:val="png_PG" w:bidi="png_PG"/>
@@ -316,7 +304,6 @@
       </w:r>
       <w:r>
         <w:rPr>
-          <w:b/>
           <w:lang w:val="png_PG" w:bidi="png_PG"/>
         </w:rPr>
         <w:t xml:space="preserve">komanmen </w:t>
@@ -343,22 +330,21 @@
       </w:r>
       <w:r>
         <w:rPr>
+          <w:lang w:val="png_PG" w:bidi="png_PG"/>
+        </w:rPr>
+        <w:t>ol Ju o Judaman</w:t>
+      </w:r>
+      <w:r>
+        <w:rPr>
+          <w:lang w:val="png_PG" w:bidi="png_PG"/>
+        </w:rPr>
+        <w:t xml:space="preserve"> i bin kolim ol dispela buk olsem "lo" maski i no olgeta samting insait long ol dispela buk i toktok long lo. Sampela taim, taim ol Ju i toktok long "lo," ol i minim tu </w:t>
+      </w:r>
+      <w:r>
+        <w:rPr>
           <w:b/>
           <w:lang w:val="png_PG" w:bidi="png_PG"/>
         </w:rPr>
-        <w:t>ol Ju o Judaman</w:t>
-      </w:r>
-      <w:r>
-        <w:rPr>
-          <w:lang w:val="png_PG" w:bidi="png_PG"/>
-        </w:rPr>
-        <w:t xml:space="preserve"> i bin kolim ol dispela buk olsem "lo" maski i no olgeta samting insait long ol dispela buk i toktok long lo. Sampela taim, taim ol Ju i toktok long "lo," ol i minim tu </w:t>
-      </w:r>
-      <w:r>
-        <w:rPr>
-          <w:b/>
-          <w:lang w:val="png_PG" w:bidi="png_PG"/>
-        </w:rPr>
         <w:t>olgeta</w:t>
       </w:r>
       <w:r>
@@ -367,18 +353,12 @@
         </w:rPr>
         <w:t xml:space="preserve"> buk bilong </w:t>
       </w:r>
-      <w:hyperlink r:id="rId15">
-        <w:r>
-          <w:rPr>
-            <w:lang w:val="png_PG" w:bidi="png_PG"/>
-          </w:rPr>
-          <w:rPr>
-            <w:color w:val="0000EE"/>
-            <w:u w:val="single"/>
-          </w:rPr>
-          <w:t>ol Skripsa</w:t>
-        </w:r>
-      </w:hyperlink>
+      <w:r>
+        <w:rPr>
+          <w:lang w:val="png_PG" w:bidi="png_PG"/>
+        </w:rPr>
+        <w:t>ol Skripsa</w:t>
+      </w:r>
       <w:r>
         <w:rPr>
           <w:lang w:val="png_PG" w:bidi="png_PG"/>
@@ -521,18 +501,12 @@
         </w:rPr>
         <w:t xml:space="preserve"> em i wanpela bikpela grup bilong ol soldia bilong Rom-moa long siks tausen soldia i save stap insait long wanpela lijen. Insait long hap bilong Baibel we wanpela </w:t>
       </w:r>
-      <w:hyperlink r:id="rId16">
-        <w:r>
-          <w:rPr>
-            <w:lang w:val="png_PG" w:bidi="png_PG"/>
-          </w:rPr>
-          <w:rPr>
-            <w:color w:val="0000EE"/>
-            <w:u w:val="single"/>
-          </w:rPr>
-          <w:t>dimon o spirit nogut</w:t>
-        </w:r>
-      </w:hyperlink>
+      <w:r>
+        <w:rPr>
+          <w:lang w:val="png_PG" w:bidi="png_PG"/>
+        </w:rPr>
+        <w:t>dimon o spirit nogut</w:t>
+      </w:r>
       <w:r>
         <w:rPr>
           <w:lang w:val="png_PG" w:bidi="png_PG"/>
@@ -621,18 +595,12 @@
         </w:rPr>
         <w:t xml:space="preserve">Maski planti Baibel trenslesen i yusim wod leprosi o lepa o leprosi man, dispela sik em i no bin stap long </w:t>
       </w:r>
-      <w:hyperlink r:id="rId13">
-        <w:r>
-          <w:rPr>
-            <w:lang w:val="png_PG" w:bidi="png_PG"/>
-          </w:rPr>
-          <w:rPr>
-            <w:color w:val="0000EE"/>
-            <w:u w:val="single"/>
-          </w:rPr>
-          <w:t>Israel</w:t>
-        </w:r>
-      </w:hyperlink>
+      <w:r>
+        <w:rPr>
+          <w:lang w:val="png_PG" w:bidi="png_PG"/>
+        </w:rPr>
+        <w:t>Israel</w:t>
+      </w:r>
       <w:r>
         <w:rPr>
           <w:lang w:val="png_PG" w:bidi="png_PG"/>
@@ -655,7 +623,6 @@
       </w:r>
       <w:r>
         <w:rPr>
-          <w:b/>
           <w:lang w:val="png_PG" w:bidi="png_PG"/>
         </w:rPr>
         <w:t>no klin</w:t>
@@ -666,18 +633,12 @@
         </w:rPr>
         <w:t xml:space="preserve">"-dispela em i min olsem dispela man o meri em i no fit long </w:t>
       </w:r>
-      <w:hyperlink r:id="rId17">
-        <w:r>
-          <w:rPr>
-            <w:lang w:val="png_PG" w:bidi="png_PG"/>
-          </w:rPr>
-          <w:rPr>
-            <w:color w:val="0000EE"/>
-            <w:u w:val="single"/>
-          </w:rPr>
-          <w:t>wosipim o lotuim</w:t>
-        </w:r>
-      </w:hyperlink>
+      <w:r>
+        <w:rPr>
+          <w:lang w:val="png_PG" w:bidi="png_PG"/>
+        </w:rPr>
+        <w:t>wosipim o lotuim</w:t>
+      </w:r>
       <w:r>
         <w:rPr>
           <w:lang w:val="png_PG" w:bidi="png_PG"/>
@@ -698,18 +659,12 @@
         </w:rPr>
         <w:t xml:space="preserve">Dispela sik em yet i no save kalap o spred long wanpela man i go long narapela man, tasol dispela sik em i save mekim ol manmeri i tingim hau </w:t>
       </w:r>
-      <w:hyperlink r:id="rId18">
-        <w:r>
-          <w:rPr>
-            <w:lang w:val="png_PG" w:bidi="png_PG"/>
-          </w:rPr>
-          <w:rPr>
-            <w:color w:val="0000EE"/>
-            <w:u w:val="single"/>
-          </w:rPr>
-          <w:t>sin</w:t>
-        </w:r>
-      </w:hyperlink>
+      <w:r>
+        <w:rPr>
+          <w:lang w:val="png_PG" w:bidi="png_PG"/>
+        </w:rPr>
+        <w:t>sin</w:t>
+      </w:r>
       <w:r>
         <w:rPr>
           <w:lang w:val="png_PG" w:bidi="png_PG"/>
@@ -744,54 +699,36 @@
         </w:rPr>
         <w:t xml:space="preserve">Taim wanpela man o meri i luksave long wanpela streinj spot long bodi bilong ol, ol i nid long go long wanpela </w:t>
       </w:r>
-      <w:hyperlink r:id="rId19">
-        <w:r>
-          <w:rPr>
-            <w:lang w:val="png_PG" w:bidi="png_PG"/>
-          </w:rPr>
-          <w:rPr>
-            <w:color w:val="0000EE"/>
-            <w:u w:val="single"/>
-          </w:rPr>
-          <w:t>pris</w:t>
-        </w:r>
-      </w:hyperlink>
+      <w:r>
+        <w:rPr>
+          <w:lang w:val="png_PG" w:bidi="png_PG"/>
+        </w:rPr>
+        <w:t>pris</w:t>
+      </w:r>
       <w:r>
         <w:rPr>
           <w:lang w:val="png_PG" w:bidi="png_PG"/>
         </w:rPr>
         <w:t xml:space="preserve">. Ol pris em ol man husat i save wok insait long </w:t>
       </w:r>
-      <w:hyperlink r:id="rId20">
-        <w:r>
-          <w:rPr>
-            <w:lang w:val="png_PG" w:bidi="png_PG"/>
-          </w:rPr>
-          <w:rPr>
-            <w:color w:val="0000EE"/>
-            <w:u w:val="single"/>
-          </w:rPr>
-          <w:t>tempel</w:t>
-        </w:r>
-      </w:hyperlink>
+      <w:r>
+        <w:rPr>
+          <w:lang w:val="png_PG" w:bidi="png_PG"/>
+        </w:rPr>
+        <w:t>tempel</w:t>
+      </w:r>
       <w:r>
         <w:rPr>
           <w:lang w:val="png_PG" w:bidi="png_PG"/>
         </w:rPr>
         <w:t xml:space="preserve"> bilong God long Jerusalem. Ol pris i save mekim ol manmeri i bihainim ol pasin bilong kamap klin: Ol pris i save mekim ol kastom wok bilong mekim ol manmeri i fit long wosipim God. Olsem na, ol pris i nid long disaid sapos wanpela man o meri we i gat wanpela spot long bodi em i klin, o nogat. God i bin givim ol tok stia bilong em insait long ol </w:t>
       </w:r>
-      <w:hyperlink r:id="rId21">
-        <w:r>
-          <w:rPr>
-            <w:lang w:val="png_PG" w:bidi="png_PG"/>
-          </w:rPr>
-          <w:rPr>
-            <w:color w:val="0000EE"/>
-            <w:u w:val="single"/>
-          </w:rPr>
-          <w:t>lo</w:t>
-        </w:r>
-      </w:hyperlink>
+      <w:r>
+        <w:rPr>
+          <w:lang w:val="png_PG" w:bidi="png_PG"/>
+        </w:rPr>
+        <w:t>lo</w:t>
+      </w:r>
       <w:r>
         <w:rPr>
           <w:lang w:val="png_PG" w:bidi="png_PG"/>
@@ -846,18 +783,12 @@
         </w:rPr>
         <w:t xml:space="preserve">Ol Livai em ol manmeri husat i bilong ol traib bilong Livai, wanpela bilong ol 12-pela haus lain o traib bilong </w:t>
       </w:r>
-      <w:hyperlink r:id="rId13">
-        <w:r>
-          <w:rPr>
-            <w:lang w:val="png_PG" w:bidi="png_PG"/>
-          </w:rPr>
-          <w:rPr>
-            <w:color w:val="0000EE"/>
-            <w:u w:val="single"/>
-          </w:rPr>
-          <w:t>Israel</w:t>
-        </w:r>
-      </w:hyperlink>
+      <w:r>
+        <w:rPr>
+          <w:lang w:val="png_PG" w:bidi="png_PG"/>
+        </w:rPr>
+        <w:t>Israel</w:t>
+      </w:r>
       <w:r>
         <w:rPr>
           <w:lang w:val="png_PG" w:bidi="png_PG"/>
@@ -880,7 +811,6 @@
       </w:r>
       <w:r>
         <w:rPr>
-          <w:b/>
           <w:lang w:val="png_PG" w:bidi="png_PG"/>
         </w:rPr>
         <w:t>ol Israel</w:t>
@@ -891,18 +821,12 @@
         </w:rPr>
         <w:t xml:space="preserve"> em </w:t>
       </w:r>
-      <w:hyperlink r:id="rId22">
-        <w:r>
-          <w:rPr>
-            <w:lang w:val="png_PG" w:bidi="png_PG"/>
-          </w:rPr>
-          <w:rPr>
-            <w:color w:val="0000EE"/>
-            <w:u w:val="single"/>
-          </w:rPr>
-          <w:t>Abraham</w:t>
-        </w:r>
-      </w:hyperlink>
+      <w:r>
+        <w:rPr>
+          <w:lang w:val="png_PG" w:bidi="png_PG"/>
+        </w:rPr>
+        <w:t>Abraham</w:t>
+      </w:r>
       <w:r>
         <w:rPr>
           <w:lang w:val="png_PG" w:bidi="png_PG"/>
@@ -923,18 +847,12 @@
         </w:rPr>
         <w:t xml:space="preserve">Moses, we God i yusim long givim </w:t>
       </w:r>
-      <w:hyperlink r:id="rId21">
-        <w:r>
-          <w:rPr>
-            <w:lang w:val="png_PG" w:bidi="png_PG"/>
-          </w:rPr>
-          <w:rPr>
-            <w:color w:val="0000EE"/>
-            <w:u w:val="single"/>
-          </w:rPr>
-          <w:t>lo</w:t>
-        </w:r>
-      </w:hyperlink>
+      <w:r>
+        <w:rPr>
+          <w:lang w:val="png_PG" w:bidi="png_PG"/>
+        </w:rPr>
+        <w:t>lo</w:t>
+      </w:r>
       <w:r>
         <w:rPr>
           <w:lang w:val="png_PG" w:bidi="png_PG"/>
@@ -943,7 +861,6 @@
       </w:r>
       <w:r>
         <w:rPr>
-          <w:b/>
           <w:lang w:val="png_PG" w:bidi="png_PG"/>
         </w:rPr>
         <w:t>ol pris</w:t>
@@ -954,36 +871,24 @@
         </w:rPr>
         <w:t xml:space="preserve">. Ol pris em ol man husat i save wok insait long </w:t>
       </w:r>
-      <w:hyperlink r:id="rId20">
-        <w:r>
-          <w:rPr>
-            <w:lang w:val="png_PG" w:bidi="png_PG"/>
-          </w:rPr>
-          <w:rPr>
-            <w:color w:val="0000EE"/>
-            <w:u w:val="single"/>
-          </w:rPr>
-          <w:t>tempel</w:t>
-        </w:r>
-      </w:hyperlink>
+      <w:r>
+        <w:rPr>
+          <w:lang w:val="png_PG" w:bidi="png_PG"/>
+        </w:rPr>
+        <w:t>tempel</w:t>
+      </w:r>
       <w:r>
         <w:rPr>
           <w:lang w:val="png_PG" w:bidi="png_PG"/>
         </w:rPr>
         <w:t xml:space="preserve"> bilong God long </w:t>
       </w:r>
-      <w:hyperlink r:id="rId23">
-        <w:r>
-          <w:rPr>
-            <w:lang w:val="png_PG" w:bidi="png_PG"/>
-          </w:rPr>
-          <w:rPr>
-            <w:color w:val="0000EE"/>
-            <w:u w:val="single"/>
-          </w:rPr>
-          <w:t>Jerusalem</w:t>
-        </w:r>
-      </w:hyperlink>
+      <w:r>
+        <w:rPr>
+          <w:lang w:val="png_PG" w:bidi="png_PG"/>
+        </w:rPr>
+        <w:t>Jerusalem</w:t>
+      </w:r>
       <w:r>
         <w:rPr>
           <w:lang w:val="png_PG" w:bidi="png_PG"/>
@@ -992,7 +897,6 @@
       </w:r>
       <w:r>
         <w:rPr>
-          <w:b/>
           <w:lang w:val="png_PG" w:bidi="png_PG"/>
         </w:rPr>
         <w:t>wosipim</w:t>
@@ -1005,7 +909,6 @@
       </w:r>
       <w:r>
         <w:rPr>
-          <w:b/>
           <w:lang w:val="png_PG" w:bidi="png_PG"/>
         </w:rPr>
         <w:t>ol sekrifais</w:t>
@@ -1091,36 +994,24 @@
         </w:rPr>
         <w:t xml:space="preserve"> em i wanpela man husat i gat </w:t>
       </w:r>
-      <w:hyperlink r:id="rId24">
-        <w:r>
-          <w:rPr>
-            <w:lang w:val="png_PG" w:bidi="png_PG"/>
-          </w:rPr>
-          <w:rPr>
-            <w:color w:val="0000EE"/>
-            <w:u w:val="single"/>
-          </w:rPr>
-          <w:t>atoriti</w:t>
-        </w:r>
-      </w:hyperlink>
+      <w:r>
+        <w:rPr>
+          <w:lang w:val="png_PG" w:bidi="png_PG"/>
+        </w:rPr>
+        <w:t>atoriti</w:t>
+      </w:r>
       <w:r>
         <w:rPr>
           <w:lang w:val="png_PG" w:bidi="png_PG"/>
         </w:rPr>
         <w:t xml:space="preserve">, na em i bin mekim sampela samting we i wokim na ol manmeri i soim rispek long em. Taim yu kolim wanpela man olsem "Lod," yu wok long tok olsem dispela man i gat atoriti antap long yu. Insait long Baibel, yumi harim ol manmeri i kolim </w:t>
       </w:r>
-      <w:hyperlink r:id="rId25">
-        <w:r>
-          <w:rPr>
-            <w:lang w:val="png_PG" w:bidi="png_PG"/>
-          </w:rPr>
-          <w:rPr>
-            <w:color w:val="0000EE"/>
-            <w:u w:val="single"/>
-          </w:rPr>
-          <w:t>king</w:t>
-        </w:r>
-      </w:hyperlink>
+      <w:r>
+        <w:rPr>
+          <w:lang w:val="png_PG" w:bidi="png_PG"/>
+        </w:rPr>
+        <w:t>king</w:t>
+      </w:r>
       <w:r>
         <w:rPr>
           <w:lang w:val="png_PG" w:bidi="png_PG"/>
@@ -1129,7 +1020,6 @@
       </w:r>
       <w:r>
         <w:rPr>
-          <w:b/>
           <w:lang w:val="png_PG" w:bidi="png_PG"/>
         </w:rPr>
         <w:t>ol sleiv</w:t>
@@ -1140,18 +1030,12 @@
         </w:rPr>
         <w:t xml:space="preserve"> i save kolim </w:t>
       </w:r>
-      <w:hyperlink r:id="rId26">
-        <w:r>
-          <w:rPr>
-            <w:lang w:val="png_PG" w:bidi="png_PG"/>
-          </w:rPr>
-          <w:rPr>
-            <w:color w:val="0000EE"/>
-            <w:u w:val="single"/>
-          </w:rPr>
-          <w:t>masta</w:t>
-        </w:r>
-      </w:hyperlink>
+      <w:r>
+        <w:rPr>
+          <w:lang w:val="png_PG" w:bidi="png_PG"/>
+        </w:rPr>
+        <w:t>masta</w:t>
+      </w:r>
       <w:r>
         <w:rPr>
           <w:lang w:val="png_PG" w:bidi="png_PG"/>
@@ -1186,18 +1070,12 @@
         </w:rPr>
         <w:t xml:space="preserve">Insait long Nupela Testamen, taim ol manmeri insait long </w:t>
       </w:r>
-      <w:hyperlink r:id="rId13">
-        <w:r>
-          <w:rPr>
-            <w:lang w:val="png_PG" w:bidi="png_PG"/>
-          </w:rPr>
-          <w:rPr>
-            <w:color w:val="0000EE"/>
-            <w:u w:val="single"/>
-          </w:rPr>
-          <w:t>Israel</w:t>
-        </w:r>
-      </w:hyperlink>
+      <w:r>
+        <w:rPr>
+          <w:lang w:val="png_PG" w:bidi="png_PG"/>
+        </w:rPr>
+        <w:t>Israel</w:t>
+      </w:r>
       <w:r>
         <w:rPr>
           <w:lang w:val="png_PG" w:bidi="png_PG"/>
@@ -1218,18 +1096,12 @@
         </w:rPr>
         <w:t xml:space="preserve">Bihain long </w:t>
       </w:r>
-      <w:hyperlink r:id="rId27">
-        <w:r>
-          <w:rPr>
-            <w:lang w:val="png_PG" w:bidi="png_PG"/>
-          </w:rPr>
-          <w:rPr>
-            <w:color w:val="0000EE"/>
-            <w:u w:val="single"/>
-          </w:rPr>
-          <w:t>kirap bek</w:t>
-        </w:r>
-      </w:hyperlink>
+      <w:r>
+        <w:rPr>
+          <w:lang w:val="png_PG" w:bidi="png_PG"/>
+        </w:rPr>
+        <w:t>kirap bek</w:t>
+      </w:r>
       <w:r>
         <w:rPr>
           <w:lang w:val="png_PG" w:bidi="png_PG"/>
@@ -1342,7 +1214,6 @@
       </w:r>
       <w:r>
         <w:rPr>
-          <w:b/>
           <w:lang w:val="png_PG" w:bidi="png_PG"/>
         </w:rPr>
         <w:t>ol Ju</w:t>
